--- a/downloads/article-10.docx
+++ b/downloads/article-10.docx
@@ -433,7 +433,7 @@
             <w:color w:val="0563C1"/>
             <w:u w:val="single"/>
           </w:rPr>
-          <w:t xml:space="preserve">СП 165.1325800.2014</w:t>
+          <w:t xml:space="preserve">СП 165.1325800.2014.</w:t>
         </w:r>
       </w:hyperlink>
       <w:r>
@@ -441,7 +441,7 @@
           <w:b w:val="0"/>
           <w:i w:val="0"/>
         </w:rPr>
-        <w:t xml:space="preserve">. Свод правил. Инженерно-технические мероприятия по гражданской обороне. Актуализированная редакция </w:t>
+        <w:t xml:space="preserve"> Свод правил. Инженерно-технические мероприятия по гражданской обороне. Актуализированная редакция </w:t>
       </w:r>
       <w:hyperlink r:id="rId9">
         <w:r>
@@ -2694,7 +2694,7 @@
             <w:color w:val="0563C1"/>
             <w:u w:val="single"/>
           </w:rPr>
-          <w:t xml:space="preserve">СП 165.1325800.2014</w:t>
+          <w:t xml:space="preserve">СП 165.1325800.2014.</w:t>
         </w:r>
       </w:hyperlink>
       <w:r>
@@ -2702,7 +2702,7 @@
           <w:b w:val="0"/>
           <w:i w:val="0"/>
         </w:rPr>
-        <w:t xml:space="preserve">. Свод правил. Инженерно-технические мероприятия по гражданской обороне. Актуализированная редакция </w:t>
+        <w:t xml:space="preserve"> Свод правил. Инженерно-технические мероприятия по гражданской обороне. Актуализированная редакция </w:t>
       </w:r>
       <w:hyperlink r:id="rId9">
         <w:r>
@@ -3455,7 +3455,7 @@
             <w:color w:val="0563C1"/>
             <w:u w:val="single"/>
           </w:rPr>
-          <w:t xml:space="preserve">ГОСТ Р 22.2.12-2020</w:t>
+          <w:t xml:space="preserve">ГОСТ Р 22.2.12-2020.</w:t>
         </w:r>
       </w:hyperlink>
       <w:r>
@@ -3463,7 +3463,7 @@
           <w:b w:val="0"/>
           <w:i w:val="0"/>
         </w:rPr>
-        <w:t xml:space="preserve">. Национальный стандарт Российской Федерации. Безопасность в чрезвычайных ситуациях. Повышение устойчивости функционирования организаций в чрезвычайных ситуациях. Основные положения (утв. и введен в действие </w:t>
+        <w:t xml:space="preserve"> Национальный стандарт Российской Федерации. Безопасность в чрезвычайных ситуациях. Повышение устойчивости функционирования организаций в чрезвычайных ситуациях. Основные положения (утв. и введен в действие </w:t>
       </w:r>
       <w:hyperlink r:id="rId13">
         <w:r>
@@ -3527,7 +3527,7 @@
             <w:color w:val="0563C1"/>
             <w:u w:val="single"/>
           </w:rPr>
-          <w:t xml:space="preserve">СП 165.1325800.2014</w:t>
+          <w:t xml:space="preserve">СП 165.1325800.2014.</w:t>
         </w:r>
       </w:hyperlink>
       <w:r>
@@ -3535,7 +3535,7 @@
           <w:b w:val="0"/>
           <w:i w:val="0"/>
         </w:rPr>
-        <w:t xml:space="preserve">. Свод правил. Инженерно-технические мероприятия по гражданской обороне. Актуализированная редакция </w:t>
+        <w:t xml:space="preserve"> Свод правил. Инженерно-технические мероприятия по гражданской обороне. Актуализированная редакция </w:t>
       </w:r>
       <w:hyperlink r:id="rId9">
         <w:r>
